--- a/docassemble/SmartDocx_sr/data/templates/general-employment-contract-agreement_sr.docx
+++ b/docassemble/SmartDocx_sr/data/templates/general-employment-contract-agreement_sr.docx
@@ -92,7 +92,7 @@
           <w:bCs/>
           <w:lang w:val="sr-Cyrl-RS"/>
         </w:rPr>
-        <w:t xml:space="preserve">{{ sd_employe</w:t>
+        <w:t xml:space="preserve">{{ sd_employer_id }}</w:t>
       </w:r>
       <w:r>
         <w:rPr>
@@ -101,7 +101,7 @@
           <w:bCs/>
           <w:lang w:val="sr-Latn-RS"/>
         </w:rPr>
-        <w:t xml:space="preserve">r</w:t>
+        <w:t xml:space="preserve"/>
       </w:r>
       <w:r>
         <w:rPr>
@@ -110,7 +110,7 @@
           <w:bCs/>
           <w:lang w:val="sr-Cyrl-RS"/>
         </w:rPr>
-        <w:t xml:space="preserve">_ id }}: </w:t>
+        <w:t xml:space="preserve">: </w:t>
       </w:r>
       <w:r>
         <w:rPr>
@@ -182,7 +182,7 @@
           <w:bCs/>
           <w:lang w:val="sr-Cyrl-RS"/>
         </w:rPr>
-        <w:t xml:space="preserve">{{ sd_employee_full_name }}: {{ sd_employee_ address }}: {{ sd_employee_ id }}: </w:t>
+        <w:t xml:space="preserve">{{ sd_employee_full_name }}: {{ sd_employee_address }}: {{ sd_employee_id }}: </w:t>
       </w:r>
       <w:r>
         <w:rPr>
@@ -382,7 +382,7 @@
           <w:bCs/>
           <w:lang w:val="sr-Cyrl-RS"/>
         </w:rPr>
-        <w:t xml:space="preserve">{{ sd_</w:t>
+        <w:t xml:space="preserve">{{ sd_startdate }}</w:t>
       </w:r>
       <w:r>
         <w:rPr>
@@ -391,7 +391,7 @@
           <w:bCs/>
           <w:lang w:val="sr-Latn-RS"/>
         </w:rPr>
-        <w:t xml:space="preserve">start</w:t>
+        <w:t xml:space="preserve"/>
       </w:r>
       <w:r>
         <w:rPr>
@@ -400,7 +400,7 @@
           <w:bCs/>
           <w:lang w:val="sr-Cyrl-RS"/>
         </w:rPr>
-        <w:t xml:space="preserve">date }}:</w:t>
+        <w:t xml:space="preserve">:</w:t>
       </w:r>
       <w:r>
         <w:rPr>
@@ -423,7 +423,7 @@
           <w:bCs/>
           <w:lang w:val="sr-Cyrl-RS"/>
         </w:rPr>
-        <w:t xml:space="preserve">{{ sd_</w:t>
+        <w:t xml:space="preserve">{{ sd_enddate }}</w:t>
       </w:r>
       <w:r>
         <w:rPr>
@@ -432,7 +432,7 @@
           <w:bCs/>
           <w:lang w:val="sr-Latn-RS"/>
         </w:rPr>
-        <w:t xml:space="preserve">end</w:t>
+        <w:t xml:space="preserve"/>
       </w:r>
       <w:r>
         <w:rPr>
@@ -441,7 +441,7 @@
           <w:bCs/>
           <w:lang w:val="sr-Cyrl-RS"/>
         </w:rPr>
-        <w:t xml:space="preserve">date }}:</w:t>
+        <w:t xml:space="preserve">:</w:t>
       </w:r>
       <w:r>
         <w:rPr>
@@ -464,7 +464,7 @@
           <w:bCs/>
           <w:lang w:val="sr-Cyrl-RS"/>
         </w:rPr>
-        <w:t xml:space="preserve">{{ sd_employee_ workplace }}:</w:t>
+        <w:t xml:space="preserve">{{ sd_employee_workplace }}:</w:t>
       </w:r>
       <w:r>
         <w:rPr>
@@ -694,7 +694,7 @@
           <w:bCs/>
           <w:lang w:val="sr-Cyrl-RS"/>
         </w:rPr>
-        <w:t xml:space="preserve">{{ sd_</w:t>
+        <w:t xml:space="preserve">{{ sd_startdate }}</w:t>
       </w:r>
       <w:r>
         <w:rPr>
@@ -703,7 +703,7 @@
           <w:bCs/>
           <w:lang w:val="sr-Latn-RS"/>
         </w:rPr>
-        <w:t xml:space="preserve">start</w:t>
+        <w:t xml:space="preserve"/>
       </w:r>
       <w:r>
         <w:rPr>
@@ -712,7 +712,7 @@
           <w:bCs/>
           <w:lang w:val="sr-Cyrl-RS"/>
         </w:rPr>
-        <w:t xml:space="preserve">date }}:</w:t>
+        <w:t xml:space="preserve">:</w:t>
       </w:r>
       <w:r>
         <w:rPr>
@@ -1011,7 +1011,7 @@
           <w:bCs/>
           <w:lang w:val="sr-Cyrl-RS"/>
         </w:rPr>
-        <w:t xml:space="preserve">{{ sd_</w:t>
+        <w:t xml:space="preserve">{{ sd_salaryamount }}</w:t>
       </w:r>
       <w:r>
         <w:rPr>
@@ -1020,7 +1020,7 @@
           <w:bCs/>
           <w:lang w:val="sr-Latn-RS"/>
         </w:rPr>
-        <w:t xml:space="preserve">s</w:t>
+        <w:t xml:space="preserve"/>
       </w:r>
       <w:r>
         <w:rPr>
@@ -1029,7 +1029,7 @@
           <w:bCs/>
           <w:lang w:val="sr-Latn-RS"/>
         </w:rPr>
-        <w:t xml:space="preserve">alaryamount</w:t>
+        <w:t xml:space="preserve"/>
       </w:r>
       <w:r>
         <w:rPr>
@@ -1038,7 +1038,7 @@
           <w:bCs/>
           <w:lang w:val="sr-Cyrl-RS"/>
         </w:rPr>
-        <w:t xml:space="preserve"> }}:</w:t>
+        <w:t xml:space="preserve">:</w:t>
       </w:r>
       <w:r>
         <w:rPr>
@@ -1056,7 +1056,7 @@
           <w:bCs/>
           <w:lang w:val="sr-Cyrl-RS"/>
         </w:rPr>
-        <w:t xml:space="preserve">{{ sd_</w:t>
+        <w:t xml:space="preserve">{{ sd_currency }}</w:t>
       </w:r>
       <w:r>
         <w:rPr>
@@ -1065,7 +1065,7 @@
           <w:bCs/>
           <w:lang w:val="sr-Latn-RS"/>
         </w:rPr>
-        <w:t xml:space="preserve">currency</w:t>
+        <w:t xml:space="preserve"/>
       </w:r>
       <w:r>
         <w:rPr>
@@ -1074,7 +1074,7 @@
           <w:bCs/>
           <w:lang w:val="sr-Cyrl-RS"/>
         </w:rPr>
-        <w:t xml:space="preserve"> }}:</w:t>
+        <w:t xml:space="preserve">:</w:t>
       </w:r>
       <w:r>
         <w:rPr>
@@ -1273,7 +1273,7 @@
           <w:bCs/>
           <w:lang w:val="sr-Cyrl-RS"/>
         </w:rPr>
-        <w:t xml:space="preserve">{{ sd_</w:t>
+        <w:t xml:space="preserve">{{ sd_lunchbonus }}</w:t>
       </w:r>
       <w:r>
         <w:rPr>
@@ -1282,7 +1282,7 @@
           <w:bCs/>
           <w:lang w:val="sr-Latn-RS"/>
         </w:rPr>
-        <w:t xml:space="preserve">lunchbonus</w:t>
+        <w:t xml:space="preserve"/>
       </w:r>
       <w:r>
         <w:rPr>
@@ -1291,7 +1291,7 @@
           <w:bCs/>
           <w:lang w:val="sr-Cyrl-RS"/>
         </w:rPr>
-        <w:t xml:space="preserve"> }}:</w:t>
+        <w:t xml:space="preserve">:</w:t>
       </w:r>
       <w:r>
         <w:rPr>
@@ -1337,7 +1337,7 @@
           <w:bCs/>
           <w:lang w:val="sr-Cyrl-RS"/>
         </w:rPr>
-        <w:t xml:space="preserve">{{ sd_</w:t>
+        <w:t xml:space="preserve">{{ sd_vacationbonus }}</w:t>
       </w:r>
       <w:r>
         <w:rPr>
@@ -1346,7 +1346,7 @@
           <w:bCs/>
           <w:lang w:val="sr-Latn-RS"/>
         </w:rPr>
-        <w:t xml:space="preserve">vacationbonus</w:t>
+        <w:t xml:space="preserve"/>
       </w:r>
       <w:r>
         <w:rPr>
@@ -1355,7 +1355,7 @@
           <w:bCs/>
           <w:lang w:val="sr-Cyrl-RS"/>
         </w:rPr>
-        <w:t xml:space="preserve"> }}:</w:t>
+        <w:t xml:space="preserve">:</w:t>
       </w:r>
       <w:r>
         <w:rPr>

--- a/docassemble/SmartDocx_sr/data/templates/general-employment-contract-agreement_sr.docx
+++ b/docassemble/SmartDocx_sr/data/templates/general-employment-contract-agreement_sr.docx
@@ -2589,52 +2589,7 @@
 
 <file path=word/footer1.xml><?xml version="1.0" encoding="utf-8"?>
 <w:ftr xmlns:wpc="http://schemas.microsoft.com/office/word/2010/wordprocessingCanvas" xmlns:mc="http://schemas.openxmlformats.org/markup-compatibility/2006" xmlns:o="urn:schemas-microsoft-com:office:office" xmlns:r="http://schemas.openxmlformats.org/officeDocument/2006/relationships" xmlns:m="http://schemas.openxmlformats.org/officeDocument/2006/math" xmlns:v="urn:schemas-microsoft-com:vml" xmlns:wp14="http://schemas.microsoft.com/office/word/2010/wordprocessingDrawing" xmlns:wp="http://schemas.openxmlformats.org/drawingml/2006/wordprocessingDrawing" xmlns:w10="urn:schemas-microsoft-com:office:word" xmlns:w="http://schemas.openxmlformats.org/wordprocessingml/2006/main" xmlns:w14="http://schemas.microsoft.com/office/word/2010/wordml" xmlns:w15="http://schemas.microsoft.com/office/word/2012/wordml" xmlns:wpg="http://schemas.microsoft.com/office/word/2010/wordprocessingGroup" xmlns:wpi="http://schemas.microsoft.com/office/word/2010/wordprocessingInk" xmlns:wne="http://schemas.microsoft.com/office/word/2006/wordml" xmlns:a="http://schemas.openxmlformats.org/drawingml/2006/main" xmlns:wps="http://schemas.microsoft.com/office/word/2010/wordprocessingShape" mc:Ignorable="w14 w15 wp14">
-  <w:p>
-    <w:pPr>
-      <w:pBdr/>
-      <w:spacing/>
-      <w:ind/>
-      <w:jc w:val="center"/>
-      <w:rPr/>
-    </w:pPr>
-    <w:r>
-      <w:t xml:space="preserve">{{p </w:t>
-    </w:r>
-    <w:r>
-      <w:t xml:space="preserve">include_docx_template</w:t>
-    </w:r>
-    <w:r>
-      <w:t xml:space="preserve">(</w:t>
-    </w:r>
-    <w:r>
-      <w:t xml:space="preserve">l</w:t>
-    </w:r>
-    <w:r>
-      <w:t xml:space="preserve">f</w:t>
-    </w:r>
-    <w:r>
-      <w:t xml:space="preserve">Var</w:t>
-    </w:r>
-    <w:r>
-      <w:t xml:space="preserve">) }</w:t>
-    </w:r>
-    <w:r>
-      <w:t xml:space="preserve">}</w:t>
-    </w:r>
-    <w:r/>
-    <w:r/>
-  </w:p>
-  <w:p>
-    <w:pPr>
-      <w:pStyle w:val="44"/>
-      <w:pBdr/>
-      <w:spacing/>
-      <w:ind/>
-      <w:rPr/>
-    </w:pPr>
-    <w:r/>
-    <w:r/>
-  </w:p>
+  <w:p/>
 </w:ftr>
 </file>
 
@@ -2675,38 +2630,7 @@
 
 <file path=word/header1.xml><?xml version="1.0" encoding="utf-8"?>
 <w:hdr xmlns:wpc="http://schemas.microsoft.com/office/word/2010/wordprocessingCanvas" xmlns:mc="http://schemas.openxmlformats.org/markup-compatibility/2006" xmlns:o="urn:schemas-microsoft-com:office:office" xmlns:r="http://schemas.openxmlformats.org/officeDocument/2006/relationships" xmlns:m="http://schemas.openxmlformats.org/officeDocument/2006/math" xmlns:v="urn:schemas-microsoft-com:vml" xmlns:wp14="http://schemas.microsoft.com/office/word/2010/wordprocessingDrawing" xmlns:wp="http://schemas.openxmlformats.org/drawingml/2006/wordprocessingDrawing" xmlns:w10="urn:schemas-microsoft-com:office:word" xmlns:w="http://schemas.openxmlformats.org/wordprocessingml/2006/main" xmlns:w14="http://schemas.microsoft.com/office/word/2010/wordml" xmlns:w15="http://schemas.microsoft.com/office/word/2012/wordml" xmlns:wpg="http://schemas.microsoft.com/office/word/2010/wordprocessingGroup" xmlns:wpi="http://schemas.microsoft.com/office/word/2010/wordprocessingInk" xmlns:wne="http://schemas.microsoft.com/office/word/2006/wordml" xmlns:a="http://schemas.openxmlformats.org/drawingml/2006/main" xmlns:wps="http://schemas.microsoft.com/office/word/2010/wordprocessingShape" mc:Ignorable="w14 w15 wp14">
-  <w:p>
-    <w:pPr>
-      <w:pBdr/>
-      <w:spacing/>
-      <w:ind/>
-      <w:jc w:val="center"/>
-      <w:rPr/>
-    </w:pPr>
-    <w:r>
-      <w:t xml:space="preserve">{{p </w:t>
-    </w:r>
-    <w:r>
-      <w:t xml:space="preserve">include_docx_template</w:t>
-    </w:r>
-    <w:r>
-      <w:t xml:space="preserve">(</w:t>
-    </w:r>
-    <w:r>
-      <w:t xml:space="preserve">lhVar</w:t>
-    </w:r>
-    <w:r>
-      <w:t xml:space="preserve">) }</w:t>
-    </w:r>
-    <w:r>
-      <w:t xml:space="preserve">}</w:t>
-    </w:r>
-    <w:r/>
-    <w:r/>
-    <w:r/>
-    <w:r/>
-    <w:r/>
-  </w:p>
+  <w:p/>
 </w:hdr>
 </file>
 
